--- a/data/corpus/nefario-lab-safety-v1.docx
+++ b/data/corpus/nefario-lab-safety-v1.docx
@@ -134,7 +134,12 @@
       </w:pPr>
       <w:r>
         <w:rPr>
-          <w:rFonts w:cs="Calibri"/>
+          <w:rFonts w:ascii="Calibri" w:hAnsi="Calibri" w:eastAsia="ＭＳ ゴシック" w:cs="Calibri" w:asciiTheme="majorHAnsi" w:hAnsiTheme="majorHAnsi" w:eastAsiaTheme="majorEastAsia"/>
+          <w:b/>
+          <w:bCs/>
+          <w:color w:val="4F81BD" w:themeColor="accent1"/>
+          <w:sz w:val="26"/>
+          <w:szCs w:val="26"/>
         </w:rPr>
         <w:t>Workstations</w:t>
       </w:r>
@@ -167,18 +172,16 @@
       </w:r>
     </w:p>
     <w:p>
+      <w:pPr>
+        <w:spacing w:after="200" w:line="276" w:lineRule="auto"/>
+      </w:pPr>
       <w:r>
         <w:rPr>
-          <w:rFonts w:cs="Cambria"/>
+          <w:rFonts w:ascii="Cambria" w:hAnsi="Cambria" w:eastAsia="ＭＳ 明朝" w:cs="Cambria" w:asciiTheme="minorHAnsi" w:hAnsiTheme="minorHAnsi" w:eastAsiaTheme="minorEastAsia"/>
+          <w:sz w:val="22"/>
+          <w:szCs w:val="22"/>
         </w:rPr>
-        <w:t xml:space="preserve">The freeze ray stays on rack A, safety cap on, barrel toward the brick wall. Never point it at the stairs, the door, or another minion. Test fire only when Nefario is in the room and the </w:t>
-      </w:r>
-      <w:r>
-        <w:rPr>
-          <w:rFonts w:cs="Cambria"/>
-        </w:rPr>
-        <w:lastRenderedPageBreak/>
-        <w:t>cone line is clear. Count out loud before you pull the trigger. If ice forms on the floor, mark it with a cone and call him. Do not lick the ice.</w:t>
+        <w:t>The freeze ray stays on marked rack, safety cap on, barrel toward the brick wall. Never point it at the stairs, the door, or another minion. Test fire only when Nefario is in the room and the cone line is clear. Count out loud before you pull the trigger. If ice forms on the floor, mark it with a cone and call him. Do not lick the ice.</w:t>
       </w:r>
     </w:p>
     <w:p>
